--- a/4. RESULTADOS/Resultados_mecanismos/T06_heterogeneidad_tamano.docx
+++ b/4. RESULTADOS/Resultados_mecanismos/T06_heterogeneidad_tamano.docx
@@ -655,7 +655,7 @@
                 <w:szCs w:val="22"/>
                 <w:color w:val="000000"/>
               </w:rPr>
-              <w:t xml:space="preserve">4.921</w:t>
+              <w:t xml:space="preserve">4.736</w:t>
             </w:r>
           </w:p>
         </w:tc>
@@ -710,7 +710,7 @@
                 <w:szCs w:val="22"/>
                 <w:color w:val="000000"/>
               </w:rPr>
-              <w:t xml:space="preserve">3.224</w:t>
+              <w:t xml:space="preserve">3.024</w:t>
             </w:r>
           </w:p>
         </w:tc>
@@ -765,7 +765,7 @@
                 <w:szCs w:val="22"/>
                 <w:color w:val="000000"/>
               </w:rPr>
-              <w:t xml:space="preserve">6.618</w:t>
+              <w:t xml:space="preserve">6.447</w:t>
             </w:r>
           </w:p>
         </w:tc>
@@ -930,7 +930,7 @@
                 <w:szCs w:val="22"/>
                 <w:color w:val="000000"/>
               </w:rPr>
-              <w:t xml:space="preserve">23,222</w:t>
+              <w:t xml:space="preserve">22,997</w:t>
             </w:r>
           </w:p>
         </w:tc>
@@ -1100,7 +1100,7 @@
                 <w:szCs w:val="22"/>
                 <w:color w:val="000000"/>
               </w:rPr>
-              <w:t xml:space="preserve">-2.416</w:t>
+              <w:t xml:space="preserve">-3.179</w:t>
             </w:r>
           </w:p>
         </w:tc>
@@ -1155,7 +1155,7 @@
                 <w:szCs w:val="22"/>
                 <w:color w:val="000000"/>
               </w:rPr>
-              <w:t xml:space="preserve">-4.013</w:t>
+              <w:t xml:space="preserve">-4.907</w:t>
             </w:r>
           </w:p>
         </w:tc>
@@ -1210,7 +1210,7 @@
                 <w:szCs w:val="22"/>
                 <w:color w:val="000000"/>
               </w:rPr>
-              <w:t xml:space="preserve">-0.819</w:t>
+              <w:t xml:space="preserve">-1.450</w:t>
             </w:r>
           </w:p>
         </w:tc>
@@ -1265,7 +1265,7 @@
                 <w:szCs w:val="22"/>
                 <w:color w:val="000000"/>
               </w:rPr>
-              <w:t xml:space="preserve">0.003</w:t>
+              <w:t xml:space="preserve">0.000</w:t>
             </w:r>
           </w:p>
         </w:tc>
@@ -1375,7 +1375,7 @@
                 <w:szCs w:val="22"/>
                 <w:color w:val="000000"/>
               </w:rPr>
-              <w:t xml:space="preserve">23,222</w:t>
+              <w:t xml:space="preserve">22,997</w:t>
             </w:r>
           </w:p>
         </w:tc>
@@ -1545,7 +1545,7 @@
                 <w:szCs w:val="22"/>
                 <w:color w:val="000000"/>
               </w:rPr>
-              <w:t xml:space="preserve">3.018</w:t>
+              <w:t xml:space="preserve">3.824</w:t>
             </w:r>
           </w:p>
         </w:tc>
@@ -1600,7 +1600,7 @@
                 <w:szCs w:val="22"/>
                 <w:color w:val="000000"/>
               </w:rPr>
-              <w:t xml:space="preserve">1.322</w:t>
+              <w:t xml:space="preserve">2.167</w:t>
             </w:r>
           </w:p>
         </w:tc>
@@ -1655,7 +1655,7 @@
                 <w:szCs w:val="22"/>
                 <w:color w:val="000000"/>
               </w:rPr>
-              <w:t xml:space="preserve">4.714</w:t>
+              <w:t xml:space="preserve">5.481</w:t>
             </w:r>
           </w:p>
         </w:tc>
@@ -1820,7 +1820,7 @@
                 <w:szCs w:val="22"/>
                 <w:color w:val="000000"/>
               </w:rPr>
-              <w:t xml:space="preserve">13,946</w:t>
+              <w:t xml:space="preserve">14,296</w:t>
             </w:r>
           </w:p>
         </w:tc>
@@ -1990,7 +1990,7 @@
                 <w:szCs w:val="22"/>
                 <w:color w:val="000000"/>
               </w:rPr>
-              <w:t xml:space="preserve">1.417</w:t>
+              <w:t xml:space="preserve">-0.482</w:t>
             </w:r>
           </w:p>
         </w:tc>
@@ -2045,7 +2045,7 @@
                 <w:szCs w:val="22"/>
                 <w:color w:val="000000"/>
               </w:rPr>
-              <w:t xml:space="preserve">0.219</w:t>
+              <w:t xml:space="preserve">-2.291</w:t>
             </w:r>
           </w:p>
         </w:tc>
@@ -2100,7 +2100,7 @@
                 <w:szCs w:val="22"/>
                 <w:color w:val="000000"/>
               </w:rPr>
-              <w:t xml:space="preserve">2.614</w:t>
+              <w:t xml:space="preserve">1.328</w:t>
             </w:r>
           </w:p>
         </w:tc>
@@ -2155,7 +2155,7 @@
                 <w:szCs w:val="22"/>
                 <w:color w:val="000000"/>
               </w:rPr>
-              <w:t xml:space="preserve">0.021</w:t>
+              <w:t xml:space="preserve">0.602</w:t>
             </w:r>
           </w:p>
         </w:tc>
@@ -2210,7 +2210,7 @@
                 <w:szCs w:val="22"/>
                 <w:color w:val="000000"/>
               </w:rPr>
-              <w:t xml:space="preserve">**</w:t>
+              <w:t xml:space="preserve"/>
             </w:r>
           </w:p>
         </w:tc>
@@ -2265,7 +2265,7 @@
                 <w:szCs w:val="22"/>
                 <w:color w:val="000000"/>
               </w:rPr>
-              <w:t xml:space="preserve">13,947</w:t>
+              <w:t xml:space="preserve">14,297</w:t>
             </w:r>
           </w:p>
         </w:tc>
@@ -2435,7 +2435,7 @@
                 <w:szCs w:val="22"/>
                 <w:color w:val="000000"/>
               </w:rPr>
-              <w:t xml:space="preserve">1.966</w:t>
+              <w:t xml:space="preserve">2.090</w:t>
             </w:r>
           </w:p>
         </w:tc>
@@ -2490,7 +2490,7 @@
                 <w:szCs w:val="22"/>
                 <w:color w:val="000000"/>
               </w:rPr>
-              <w:t xml:space="preserve">-0.728</w:t>
+              <w:t xml:space="preserve">-0.637</w:t>
             </w:r>
           </w:p>
         </w:tc>
@@ -2545,7 +2545,7 @@
                 <w:szCs w:val="22"/>
                 <w:color w:val="000000"/>
               </w:rPr>
-              <w:t xml:space="preserve">4.660</w:t>
+              <w:t xml:space="preserve">4.816</w:t>
             </w:r>
           </w:p>
         </w:tc>
@@ -2600,7 +2600,7 @@
                 <w:szCs w:val="22"/>
                 <w:color w:val="000000"/>
               </w:rPr>
-              <w:t xml:space="preserve">0.153</w:t>
+              <w:t xml:space="preserve">0.133</w:t>
             </w:r>
           </w:p>
         </w:tc>
@@ -2710,7 +2710,7 @@
                 <w:szCs w:val="22"/>
                 <w:color w:val="000000"/>
               </w:rPr>
-              <w:t xml:space="preserve">6,662</w:t>
+              <w:t xml:space="preserve">7,151</w:t>
             </w:r>
           </w:p>
         </w:tc>
@@ -2880,7 +2880,7 @@
                 <w:szCs w:val="22"/>
                 <w:color w:val="000000"/>
               </w:rPr>
-              <w:t xml:space="preserve">0.188</w:t>
+              <w:t xml:space="preserve">-0.830</w:t>
             </w:r>
           </w:p>
         </w:tc>
@@ -2935,7 +2935,7 @@
                 <w:szCs w:val="22"/>
                 <w:color w:val="000000"/>
               </w:rPr>
-              <w:t xml:space="preserve">-2.074</w:t>
+              <w:t xml:space="preserve">-4.721</w:t>
             </w:r>
           </w:p>
         </w:tc>
@@ -2990,7 +2990,7 @@
                 <w:szCs w:val="22"/>
                 <w:color w:val="000000"/>
               </w:rPr>
-              <w:t xml:space="preserve">2.450</w:t>
+              <w:t xml:space="preserve">3.062</w:t>
             </w:r>
           </w:p>
         </w:tc>
@@ -3045,7 +3045,7 @@
                 <w:szCs w:val="22"/>
                 <w:color w:val="000000"/>
               </w:rPr>
-              <w:t xml:space="preserve">0.871</w:t>
+              <w:t xml:space="preserve">0.676</w:t>
             </w:r>
           </w:p>
         </w:tc>
@@ -3155,7 +3155,7 @@
                 <w:szCs w:val="22"/>
                 <w:color w:val="000000"/>
               </w:rPr>
-              <w:t xml:space="preserve">6,662</w:t>
+              <w:t xml:space="preserve">7,151</w:t>
             </w:r>
           </w:p>
         </w:tc>
